--- a/L1_TP_Crupa_Gheorghe_SI-266.docx
+++ b/L1_TP_Crupa_Gheorghe_SI-266.docx
@@ -964,7 +964,6 @@
         <w:t xml:space="preserve"> </w:t>
       </w:r>
       <w:proofErr w:type="spellStart"/>
-      <w:proofErr w:type="gramStart"/>
       <w:r>
         <w:rPr>
           <w:sz w:val="32"/>
@@ -974,7 +973,6 @@
         <w:t>pwn.college</w:t>
       </w:r>
       <w:proofErr w:type="spellEnd"/>
-      <w:proofErr w:type="gramEnd"/>
       <w:r>
         <w:rPr>
           <w:sz w:val="32"/>
@@ -1139,7 +1137,6 @@
         <w:t xml:space="preserve"> </w:t>
       </w:r>
       <w:proofErr w:type="spellStart"/>
-      <w:proofErr w:type="gramStart"/>
       <w:r>
         <w:rPr>
           <w:sz w:val="32"/>
@@ -1149,7 +1146,6 @@
         <w:t>pwn.college</w:t>
       </w:r>
       <w:proofErr w:type="spellEnd"/>
-      <w:proofErr w:type="gramEnd"/>
       <w:r>
         <w:rPr>
           <w:sz w:val="32"/>
@@ -4544,7 +4540,6 @@
         <w:t xml:space="preserve"> de </w:t>
       </w:r>
       <w:proofErr w:type="spellStart"/>
-      <w:proofErr w:type="gramStart"/>
       <w:r>
         <w:rPr>
           <w:sz w:val="32"/>
@@ -4554,7 +4549,6 @@
         <w:t>pwn.college</w:t>
       </w:r>
       <w:proofErr w:type="spellEnd"/>
-      <w:proofErr w:type="gramEnd"/>
       <w:r>
         <w:rPr>
           <w:sz w:val="32"/>
@@ -5305,7 +5299,6 @@
         <w:t xml:space="preserve"> generate de forma </w:t>
       </w:r>
       <w:proofErr w:type="spellStart"/>
-      <w:proofErr w:type="gramStart"/>
       <w:r>
         <w:rPr>
           <w:sz w:val="32"/>
@@ -5315,7 +5308,6 @@
         <w:t>pwn.college</w:t>
       </w:r>
       <w:proofErr w:type="spellEnd"/>
-      <w:proofErr w:type="gramEnd"/>
       <w:r>
         <w:rPr>
           <w:sz w:val="32"/>
@@ -5482,36 +5474,51 @@
       </w:pPr>
       <w:r>
         <w:rPr>
-          <w:b/>
-          <w:bCs/>
-          <w:sz w:val="32"/>
-          <w:szCs w:val="32"/>
-          <w:lang w:val="en-US"/>
-        </w:rPr>
-        <w:t xml:space="preserve">[ INSEREAZĂ AICI CAPTURA DE ECRAN / PRINT SCREEN DIN </w:t>
-      </w:r>
-      <w:proofErr w:type="gramStart"/>
-      <w:r>
-        <w:rPr>
-          <w:b/>
-          <w:bCs/>
-          <w:sz w:val="32"/>
-          <w:szCs w:val="32"/>
-          <w:lang w:val="en-US"/>
-        </w:rPr>
-        <w:t>PWN.COLLEGE ]</w:t>
-      </w:r>
-      <w:proofErr w:type="gramEnd"/>
-    </w:p>
-    <w:p>
-      <w:pPr>
-        <w:ind w:left="-566"/>
-        <w:rPr>
-          <w:sz w:val="32"/>
-          <w:szCs w:val="32"/>
-          <w:lang w:val="en-US"/>
-        </w:rPr>
-      </w:pPr>
+          <w:noProof/>
+        </w:rPr>
+        <w:drawing>
+          <wp:inline distT="0" distB="0" distL="0" distR="0" wp14:anchorId="1D5A336F" wp14:editId="4A0BD293">
+            <wp:extent cx="6648450" cy="3652856"/>
+            <wp:effectExtent l="0" t="0" r="0" b="5080"/>
+            <wp:docPr id="1" name="Picture 1"/>
+            <wp:cNvGraphicFramePr>
+              <a:graphicFrameLocks xmlns:a="http://schemas.openxmlformats.org/drawingml/2006/main" noChangeAspect="1"/>
+            </wp:cNvGraphicFramePr>
+            <a:graphic xmlns:a="http://schemas.openxmlformats.org/drawingml/2006/main">
+              <a:graphicData uri="http://schemas.openxmlformats.org/drawingml/2006/picture">
+                <pic:pic xmlns:pic="http://schemas.openxmlformats.org/drawingml/2006/picture">
+                  <pic:nvPicPr>
+                    <pic:cNvPr id="1" name=""/>
+                    <pic:cNvPicPr/>
+                  </pic:nvPicPr>
+                  <pic:blipFill rotWithShape="1">
+                    <a:blip r:embed="rId7"/>
+                    <a:srcRect t="21930" r="50090" b="29319"/>
+                    <a:stretch/>
+                  </pic:blipFill>
+                  <pic:spPr bwMode="auto">
+                    <a:xfrm>
+                      <a:off x="0" y="0"/>
+                      <a:ext cx="6664634" cy="3661748"/>
+                    </a:xfrm>
+                    <a:prstGeom prst="rect">
+                      <a:avLst/>
+                    </a:prstGeom>
+                    <a:ln>
+                      <a:noFill/>
+                    </a:ln>
+                    <a:extLst>
+                      <a:ext uri="{53640926-AAD7-44D8-BBD7-CCE9431645EC}">
+                        <a14:shadowObscured xmlns:a14="http://schemas.microsoft.com/office/drawing/2010/main"/>
+                      </a:ext>
+                    </a:extLst>
+                  </pic:spPr>
+                </pic:pic>
+              </a:graphicData>
+            </a:graphic>
+          </wp:inline>
+        </w:drawing>
+      </w:r>
       <w:proofErr w:type="spellStart"/>
       <w:r>
         <w:rPr>
@@ -5601,7 +5608,6 @@
         <w:t xml:space="preserve"> „Interacting with the Dojo” pe </w:t>
       </w:r>
       <w:proofErr w:type="spellStart"/>
-      <w:proofErr w:type="gramStart"/>
       <w:r>
         <w:rPr>
           <w:i/>
@@ -5613,7 +5619,6 @@
         <w:t>pwn.college</w:t>
       </w:r>
       <w:proofErr w:type="spellEnd"/>
-      <w:proofErr w:type="gramEnd"/>
     </w:p>
     <w:p>
       <w:pPr>
@@ -5795,7 +5800,6 @@
           <w:szCs w:val="32"/>
           <w:lang w:val="en-US"/>
         </w:rPr>
-        <w:lastRenderedPageBreak/>
         <w:t>4. CONCLUZII</w:t>
       </w:r>
     </w:p>
@@ -6007,7 +6011,6 @@
         <w:t xml:space="preserve"> </w:t>
       </w:r>
       <w:proofErr w:type="spellStart"/>
-      <w:proofErr w:type="gramStart"/>
       <w:r>
         <w:rPr>
           <w:sz w:val="32"/>
@@ -6017,7 +6020,6 @@
         <w:t>pwn.college</w:t>
       </w:r>
       <w:proofErr w:type="spellEnd"/>
-      <w:proofErr w:type="gramEnd"/>
       <w:r>
         <w:rPr>
           <w:sz w:val="32"/>
@@ -7003,7 +7005,6 @@
           <w:szCs w:val="32"/>
           <w:lang w:val="en-US"/>
         </w:rPr>
-        <w:lastRenderedPageBreak/>
         <w:t>5. BIBLIOGRAFIE</w:t>
       </w:r>
     </w:p>
@@ -7056,7 +7057,6 @@
         <w:t xml:space="preserve"> </w:t>
       </w:r>
       <w:proofErr w:type="spellStart"/>
-      <w:proofErr w:type="gramStart"/>
       <w:r>
         <w:rPr>
           <w:sz w:val="32"/>
@@ -7066,7 +7066,6 @@
         <w:t>pwn.college</w:t>
       </w:r>
       <w:proofErr w:type="spellEnd"/>
-      <w:proofErr w:type="gramEnd"/>
       <w:r>
         <w:rPr>
           <w:sz w:val="32"/>
@@ -7244,8 +7243,8 @@
       </w:pPr>
     </w:p>
     <w:sectPr>
-      <w:footerReference w:type="even" r:id="rId7"/>
-      <w:footerReference w:type="default" r:id="rId8"/>
+      <w:footerReference w:type="even" r:id="rId8"/>
+      <w:footerReference w:type="default" r:id="rId9"/>
       <w:pgSz w:w="12240" w:h="15840"/>
       <w:pgMar w:top="1134" w:right="567" w:bottom="1134" w:left="1134" w:header="708" w:footer="708" w:gutter="0"/>
       <w:cols w:space="708"/>
